--- a/src/partTwoB/twoBReport.docx
+++ b/src/partTwoB/twoBReport.docx
@@ -86,7 +86,19 @@
         <w:rPr>
           <w:lang w:val="en-US"/>
         </w:rPr>
-        <w:t xml:space="preserve">The current tracking systems make it difficult to immediately attribute paid activities, which limits the </w:t>
+        <w:t>The</w:t>
+      </w:r>
+      <w:r>
+        <w:rPr>
+          <w:lang w:val="en-US"/>
+        </w:rPr>
+        <w:t xml:space="preserve"> problem here is that</w:t>
+      </w:r>
+      <w:r>
+        <w:rPr>
+          <w:lang w:val="en-US"/>
+        </w:rPr>
+        <w:t xml:space="preserve"> current tracking systems make it difficult to immediately attribute paid activities, which limits the </w:t>
       </w:r>
       <w:r>
         <w:rPr>
@@ -98,19 +110,7 @@
         <w:rPr>
           <w:lang w:val="en-US"/>
         </w:rPr>
-        <w:t xml:space="preserve"> team’s ability to </w:t>
-      </w:r>
-      <w:r>
-        <w:rPr>
-          <w:lang w:val="en-US"/>
-        </w:rPr>
-        <w:t>optimize</w:t>
-      </w:r>
-      <w:r>
-        <w:rPr>
-          <w:lang w:val="en-US"/>
-        </w:rPr>
-        <w:t xml:space="preserve"> bidding strategies effectively. This challenge is primarily caused by conversion lag and sparse final conversion signals.</w:t>
+        <w:t xml:space="preserve"> team’s ability to optimize bidding strategies effectively. This challenge is primarily caused by conversion lag and sparse final conversion signals.</w:t>
       </w:r>
     </w:p>
     <w:p>
@@ -141,7 +141,19 @@
         <w:rPr>
           <w:lang w:val="en-US"/>
         </w:rPr>
-        <w:t xml:space="preserve">Let’s consider what we usually do when having to plan a trip, especially an expensive one: we </w:t>
+        <w:t>Let’s consider what we usually do when plan</w:t>
+      </w:r>
+      <w:r>
+        <w:rPr>
+          <w:lang w:val="en-US"/>
+        </w:rPr>
+        <w:t>ning</w:t>
+      </w:r>
+      <w:r>
+        <w:rPr>
+          <w:lang w:val="en-US"/>
+        </w:rPr>
+        <w:t xml:space="preserve"> a trip, especially an expensive one: we </w:t>
       </w:r>
       <w:r>
         <w:rPr>
@@ -195,7 +207,31 @@
         <w:rPr>
           <w:lang w:val="en-US"/>
         </w:rPr>
-        <w:t xml:space="preserve"> several days or weeks after the initial paid interaction</w:t>
+        <w:t xml:space="preserve"> several days or weeks after the initial </w:t>
+      </w:r>
+      <w:r>
+        <w:rPr>
+          <w:lang w:val="en-US"/>
+        </w:rPr>
+        <w:t>(</w:t>
+      </w:r>
+      <w:r>
+        <w:rPr>
+          <w:lang w:val="en-US"/>
+        </w:rPr>
+        <w:t xml:space="preserve">paid </w:t>
+      </w:r>
+      <w:r>
+        <w:rPr>
+          <w:lang w:val="en-US"/>
+        </w:rPr>
+        <w:t xml:space="preserve"> or organic) </w:t>
+      </w:r>
+      <w:r>
+        <w:rPr>
+          <w:lang w:val="en-US"/>
+        </w:rPr>
+        <w:t>interaction</w:t>
       </w:r>
       <w:r>
         <w:rPr>
@@ -239,19 +275,7 @@
         <w:rPr>
           <w:lang w:val="en-US"/>
         </w:rPr>
-        <w:t xml:space="preserve">f </w:t>
-      </w:r>
-      <w:r>
-        <w:rPr>
-          <w:lang w:val="en-US"/>
-        </w:rPr>
-        <w:t>optimization</w:t>
-      </w:r>
-      <w:r>
-        <w:rPr>
-          <w:lang w:val="en-US"/>
-        </w:rPr>
-        <w:t xml:space="preserve"> relies only on final booking events, platforms such as Meta and Google receive delayed and low-frequency signals, which reduces the efficiency of machine learning algorithms</w:t>
+        <w:t>f optimization relies only on final booking events, platforms such as Meta and Google receive delayed and low-frequency signals, which reduces the efficiency of machine learning algorithms</w:t>
       </w:r>
       <w:r>
         <w:rPr>
@@ -263,15 +287,151 @@
     <w:p>
       <w:pPr>
         <w:rPr>
-          <w:lang w:val="en-US"/>
-        </w:rPr>
-      </w:pPr>
-      <w:r>
-        <w:rPr>
           <w:b/>
           <w:bCs/>
           <w:lang w:val="en-US"/>
         </w:rPr>
+      </w:pPr>
+    </w:p>
+    <w:p>
+      <w:pPr>
+        <w:rPr>
+          <w:b/>
+          <w:bCs/>
+          <w:lang w:val="en-US"/>
+        </w:rPr>
+      </w:pPr>
+    </w:p>
+    <w:p>
+      <w:pPr>
+        <w:rPr>
+          <w:b/>
+          <w:bCs/>
+          <w:lang w:val="en-US"/>
+        </w:rPr>
+      </w:pPr>
+    </w:p>
+    <w:p>
+      <w:pPr>
+        <w:rPr>
+          <w:b/>
+          <w:bCs/>
+          <w:lang w:val="en-US"/>
+        </w:rPr>
+      </w:pPr>
+    </w:p>
+    <w:p>
+      <w:pPr>
+        <w:rPr>
+          <w:b/>
+          <w:bCs/>
+          <w:lang w:val="en-US"/>
+        </w:rPr>
+      </w:pPr>
+    </w:p>
+    <w:p>
+      <w:pPr>
+        <w:rPr>
+          <w:b/>
+          <w:bCs/>
+          <w:lang w:val="en-US"/>
+        </w:rPr>
+      </w:pPr>
+    </w:p>
+    <w:p>
+      <w:pPr>
+        <w:rPr>
+          <w:b/>
+          <w:bCs/>
+          <w:lang w:val="en-US"/>
+        </w:rPr>
+      </w:pPr>
+    </w:p>
+    <w:p>
+      <w:pPr>
+        <w:rPr>
+          <w:b/>
+          <w:bCs/>
+          <w:lang w:val="en-US"/>
+        </w:rPr>
+      </w:pPr>
+    </w:p>
+    <w:p>
+      <w:pPr>
+        <w:rPr>
+          <w:b/>
+          <w:bCs/>
+          <w:lang w:val="en-US"/>
+        </w:rPr>
+      </w:pPr>
+    </w:p>
+    <w:p>
+      <w:pPr>
+        <w:rPr>
+          <w:b/>
+          <w:bCs/>
+          <w:lang w:val="en-US"/>
+        </w:rPr>
+      </w:pPr>
+    </w:p>
+    <w:p>
+      <w:pPr>
+        <w:rPr>
+          <w:b/>
+          <w:bCs/>
+          <w:lang w:val="en-US"/>
+        </w:rPr>
+      </w:pPr>
+    </w:p>
+    <w:p>
+      <w:pPr>
+        <w:rPr>
+          <w:b/>
+          <w:bCs/>
+          <w:lang w:val="en-US"/>
+        </w:rPr>
+      </w:pPr>
+    </w:p>
+    <w:p>
+      <w:pPr>
+        <w:rPr>
+          <w:b/>
+          <w:bCs/>
+          <w:lang w:val="en-US"/>
+        </w:rPr>
+      </w:pPr>
+    </w:p>
+    <w:p>
+      <w:pPr>
+        <w:rPr>
+          <w:b/>
+          <w:bCs/>
+          <w:lang w:val="en-US"/>
+        </w:rPr>
+      </w:pPr>
+    </w:p>
+    <w:p>
+      <w:pPr>
+        <w:rPr>
+          <w:b/>
+          <w:bCs/>
+          <w:lang w:val="en-US"/>
+        </w:rPr>
+      </w:pPr>
+    </w:p>
+    <w:p>
+      <w:pPr>
+        <w:rPr>
+          <w:lang w:val="en-US"/>
+        </w:rPr>
+      </w:pPr>
+      <w:r>
+        <w:rPr>
+          <w:b/>
+          <w:bCs/>
+          <w:lang w:val="en-US"/>
+        </w:rPr>
+        <w:lastRenderedPageBreak/>
         <w:t>PROPOSAL</w:t>
       </w:r>
       <w:r>
@@ -304,19 +464,7 @@
         <w:rPr>
           <w:lang w:val="en-US"/>
         </w:rPr>
-        <w:t xml:space="preserve">I would redesign the </w:t>
-      </w:r>
-      <w:r>
-        <w:rPr>
-          <w:lang w:val="en-US"/>
-        </w:rPr>
-        <w:t>optimization</w:t>
-      </w:r>
-      <w:r>
-        <w:rPr>
-          <w:lang w:val="en-US"/>
-        </w:rPr>
-        <w:t xml:space="preserve"> signal architecture. The goal is to provide platforms with earlier, higher-volume events that are strongly correlated with final bookings</w:t>
+        <w:t>I would redesign the optimization signal architecture. The goal is to provide platforms with earlier, higher-volume events that are strongly correlated with final bookings</w:t>
       </w:r>
       <w:r>
         <w:rPr>
@@ -371,43 +519,7 @@
         <w:rPr>
           <w:lang w:val="en-US"/>
         </w:rPr>
-        <w:t>Trip detail page deep engagement (multiple visi</w:t>
-      </w:r>
-      <w:r>
-        <w:rPr>
-          <w:lang w:val="en-US"/>
-        </w:rPr>
-        <w:t>t</w:t>
-      </w:r>
-      <w:r>
-        <w:rPr>
-          <w:lang w:val="en-US"/>
-        </w:rPr>
-        <w:t>s</w:t>
-      </w:r>
-      <w:r>
-        <w:rPr>
-          <w:lang w:val="en-US"/>
-        </w:rPr>
-        <w:t>,</w:t>
-      </w:r>
-      <w:r>
-        <w:rPr>
-          <w:lang w:val="en-US"/>
-        </w:rPr>
-        <w:t xml:space="preserve"> high scroll depth</w:t>
-      </w:r>
-      <w:r>
-        <w:rPr>
-          <w:lang w:val="en-US"/>
-        </w:rPr>
-        <w:t>, and so on</w:t>
-      </w:r>
-      <w:r>
-        <w:rPr>
-          <w:lang w:val="en-US"/>
-        </w:rPr>
-        <w:t>)</w:t>
+        <w:t>Trip detail page deep engagement (multiple visits, high scroll depth, and so on)</w:t>
       </w:r>
       <w:r>
         <w:rPr>
@@ -449,13 +561,7 @@
         <w:rPr>
           <w:lang w:val="en-US"/>
         </w:rPr>
-        <w:t>Account creatio</w:t>
-      </w:r>
-      <w:r>
-        <w:rPr>
-          <w:lang w:val="en-US"/>
-        </w:rPr>
-        <w:t>n;</w:t>
+        <w:t>Account creation;</w:t>
       </w:r>
     </w:p>
     <w:p>
@@ -473,13 +579,7 @@
         <w:rPr>
           <w:lang w:val="en-US"/>
         </w:rPr>
-        <w:t>Add to cart</w:t>
-      </w:r>
-      <w:r>
-        <w:rPr>
-          <w:lang w:val="en-US"/>
-        </w:rPr>
-        <w:t>;</w:t>
+        <w:t>Add to cart;</w:t>
       </w:r>
     </w:p>
     <w:p>
@@ -509,25 +609,7 @@
         <w:rPr>
           <w:lang w:val="en-US"/>
         </w:rPr>
-        <w:t>;</w:t>
-      </w:r>
-    </w:p>
-    <w:p>
-      <w:pPr>
-        <w:pStyle w:val="Paragrafoelenco"/>
-        <w:numPr>
-          <w:ilvl w:val="0"/>
-          <w:numId w:val="33"/>
-        </w:numPr>
-        <w:rPr>
-          <w:lang w:val="en-US"/>
-        </w:rPr>
-      </w:pPr>
-      <w:r>
-        <w:rPr>
-          <w:lang w:val="en-US"/>
-        </w:rPr>
-        <w:t>Payment details inserted</w:t>
+        <w:t>.</w:t>
       </w:r>
     </w:p>
     <w:p>
@@ -582,25 +664,7 @@
         <w:rPr>
           <w:lang w:val="en-US"/>
         </w:rPr>
-        <w:t>onditional conversion rate</w:t>
-      </w:r>
-      <w:r>
-        <w:rPr>
-          <w:lang w:val="en-US"/>
-        </w:rPr>
-        <w:t xml:space="preserve">, that is </w:t>
-      </w:r>
-      <w:r>
-        <w:rPr>
-          <w:lang w:val="en-US"/>
-        </w:rPr>
-        <w:t>P(Booking | Event)</w:t>
-      </w:r>
-      <w:r>
-        <w:rPr>
-          <w:lang w:val="en-US"/>
-        </w:rPr>
-        <w:t>, only a posteriori;</w:t>
+        <w:t>onditional conversion rate, that is P(Booking | Event), only a posteriori;</w:t>
       </w:r>
     </w:p>
     <w:p>
@@ -630,13 +694,7 @@
         <w:rPr>
           <w:lang w:val="en-US"/>
         </w:rPr>
-        <w:t>ime lag distribution between the event and booking</w:t>
-      </w:r>
-      <w:r>
-        <w:rPr>
-          <w:lang w:val="en-US"/>
-        </w:rPr>
-        <w:t>, that would require having a tracking of what each user does</w:t>
+        <w:t>ime lag distribution between the event and booking, that would require having a tracking of what each user does</w:t>
       </w:r>
       <w:r>
         <w:rPr>
@@ -655,19 +713,7 @@
         <w:rPr>
           <w:lang w:val="en-US"/>
         </w:rPr>
-        <w:t xml:space="preserve">The ideal </w:t>
-      </w:r>
-      <w:r>
-        <w:rPr>
-          <w:lang w:val="en-US"/>
-        </w:rPr>
-        <w:t>optimization</w:t>
-      </w:r>
-      <w:r>
-        <w:rPr>
-          <w:lang w:val="en-US"/>
-        </w:rPr>
-        <w:t xml:space="preserve"> event should have high predictive power, shorter lag than final booking, and sufficient volume to enable effective machine learning training.</w:t>
+        <w:t>The ideal optimization event should have high predictive power, shorter lag than final booking, and sufficient volume to enable effective machine learning training.</w:t>
       </w:r>
     </w:p>
     <w:p>
@@ -680,7 +726,6 @@
         <w:rPr>
           <w:lang w:val="en-US"/>
         </w:rPr>
-        <w:lastRenderedPageBreak/>
         <w:t>What would make this even better?</w:t>
       </w:r>
       <w:r>
@@ -693,25 +738,31 @@
         <w:rPr>
           <w:lang w:val="en-US"/>
         </w:rPr>
-        <w:t xml:space="preserve"> De</w:t>
-      </w:r>
-      <w:r>
-        <w:rPr>
-          <w:lang w:val="en-US"/>
-        </w:rPr>
-        <w:t>sign</w:t>
-      </w:r>
-      <w:r>
-        <w:rPr>
-          <w:lang w:val="en-US"/>
-        </w:rPr>
-        <w:t xml:space="preserve">ing </w:t>
-      </w:r>
-      <w:r>
-        <w:rPr>
-          <w:lang w:val="en-US"/>
-        </w:rPr>
-        <w:t>a hierarchical event strategy aligned with funnel stages:</w:t>
+        <w:t xml:space="preserve"> </w:t>
+      </w:r>
+      <w:r>
+        <w:rPr>
+          <w:lang w:val="en-US"/>
+        </w:rPr>
+        <w:t xml:space="preserve">Pairing the </w:t>
+      </w:r>
+      <w:r>
+        <w:rPr>
+          <w:lang w:val="en-US"/>
+        </w:rPr>
+        <w:t xml:space="preserve">hierarchical event strategy with </w:t>
+      </w:r>
+      <w:r>
+        <w:rPr>
+          <w:lang w:val="en-US"/>
+        </w:rPr>
+        <w:t xml:space="preserve">the </w:t>
+      </w:r>
+      <w:r>
+        <w:rPr>
+          <w:lang w:val="en-US"/>
+        </w:rPr>
+        <w:t>funnel stages:</w:t>
       </w:r>
     </w:p>
     <w:p>
@@ -908,13 +959,7 @@
         <w:rPr>
           <w:lang w:val="en-US"/>
         </w:rPr>
-        <w:t>Conversion lag distribution by channel</w:t>
-      </w:r>
-      <w:r>
-        <w:rPr>
-          <w:lang w:val="en-US"/>
-        </w:rPr>
-        <w:t>;</w:t>
+        <w:t>Conversion lag distribution by channel;</w:t>
       </w:r>
     </w:p>
     <w:p>
@@ -968,31 +1013,7 @@
         <w:rPr>
           <w:lang w:val="en-US"/>
         </w:rPr>
-        <w:t>;;</w:t>
-      </w:r>
-    </w:p>
-    <w:p>
-      <w:pPr>
-        <w:pStyle w:val="Paragrafoelenco"/>
-        <w:numPr>
-          <w:ilvl w:val="0"/>
-          <w:numId w:val="35"/>
-        </w:numPr>
-        <w:rPr>
-          <w:lang w:val="en-US"/>
-        </w:rPr>
-      </w:pPr>
-      <w:r>
-        <w:rPr>
-          <w:lang w:val="en-US"/>
-        </w:rPr>
-        <w:t>Current attribution mode</w:t>
-      </w:r>
-      <w:r>
-        <w:rPr>
-          <w:lang w:val="en-US"/>
-        </w:rPr>
-        <w:t>l.</w:t>
+        <w:t>.</w:t>
       </w:r>
     </w:p>
     <w:p>
@@ -1029,13 +1050,7 @@
         <w:rPr>
           <w:lang w:val="en-US"/>
         </w:rPr>
-        <w:t>Analyze</w:t>
-      </w:r>
-      <w:r>
-        <w:rPr>
-          <w:lang w:val="en-US"/>
-        </w:rPr>
-        <w:t xml:space="preserve"> historical funnel data to identify high-correlation proxy events</w:t>
+        <w:t>Analyze historical funnel data to identify high-correlation proxy events</w:t>
       </w:r>
       <w:r>
         <w:rPr>
@@ -1083,19 +1098,8 @@
         <w:rPr>
           <w:lang w:val="en-US"/>
         </w:rPr>
-        <w:t xml:space="preserve">Align </w:t>
-      </w:r>
-      <w:r>
-        <w:rPr>
-          <w:lang w:val="en-US"/>
-        </w:rPr>
-        <w:t>optimization</w:t>
-      </w:r>
-      <w:r>
-        <w:rPr>
-          <w:lang w:val="en-US"/>
-        </w:rPr>
-        <w:t xml:space="preserve"> events with funnel stage and channel objective</w:t>
+        <w:lastRenderedPageBreak/>
+        <w:t>Align optimization events with funnel stage and channel objective</w:t>
       </w:r>
       <w:r>
         <w:rPr>
@@ -1143,13 +1147,7 @@
         <w:rPr>
           <w:lang w:val="en-US"/>
         </w:rPr>
-        <w:t xml:space="preserve">Gradually transition campaigns toward validated proxy or value-based </w:t>
-      </w:r>
-      <w:r>
-        <w:rPr>
-          <w:lang w:val="en-US"/>
-        </w:rPr>
-        <w:t>optimization</w:t>
+        <w:t>Gradually transition campaigns toward validated proxy or value-based optimization</w:t>
       </w:r>
       <w:r>
         <w:rPr>
@@ -8367,6 +8365,7 @@
   <w:style w:type="character" w:default="1" w:styleId="Carpredefinitoparagrafo">
     <w:name w:val="Default Paragraph Font"/>
     <w:uiPriority w:val="1"/>
+    <w:semiHidden/>
     <w:unhideWhenUsed/>
   </w:style>
   <w:style w:type="table" w:default="1" w:styleId="Tabellanormale">
